--- a/public/word-template/export.docx
+++ b/public/word-template/export.docx
@@ -209,27 +209,202 @@
           <w:spacing w:val="-12"/>
           <w:shd w:fill="auto" w:val="clear"/>
         </w:rPr>
-        <w:t xml:space="preserve"> </w:t>
+        <w:t xml:space="preserve"> industri </w:t>
+      </w:r>
+      <w:r>
+        <w:rPr>
+          <w:shd w:fill="auto" w:val="clear"/>
+        </w:rPr>
+        <w:t>diperlukan</w:t>
+      </w:r>
+      <w:r>
+        <w:rPr>
+          <w:spacing w:val="-52"/>
+          <w:shd w:fill="auto" w:val="clear"/>
+        </w:rPr>
+        <w:t xml:space="preserve"> </w:t>
+      </w:r>
+      <w:r>
+        <w:rPr>
+          <w:shd w:fill="auto" w:val="clear"/>
+        </w:rPr>
+        <w:t xml:space="preserve">adanya peningkatan keselarasan antara </w:t>
       </w:r>
       <w:r>
         <w:rPr>
           <w:spacing w:val="-12"/>
           <w:shd w:fill="auto" w:val="clear"/>
         </w:rPr>
-        <w:t>industri</w:t>
+        <w:t>sumber daya industri, sarana dan prasarana industri</w:t>
+      </w:r>
+      <w:r>
+        <w:rPr>
+          <w:shd w:fill="auto" w:val="clear"/>
+        </w:rPr>
+        <w:t>.</w:t>
+      </w:r>
+      <w:r>
+        <w:rPr>
+          <w:spacing w:val="1"/>
+          <w:shd w:fill="auto" w:val="clear"/>
+        </w:rPr>
+        <w:t xml:space="preserve"> </w:t>
+      </w:r>
+      <w:r>
+        <w:rPr>
+          <w:shd w:fill="auto" w:val="clear"/>
+        </w:rPr>
+        <w:t>Kemudian</w:t>
+      </w:r>
+      <w:r>
+        <w:rPr>
+          <w:spacing w:val="1"/>
+          <w:shd w:fill="auto" w:val="clear"/>
+        </w:rPr>
+        <w:t xml:space="preserve"> </w:t>
+      </w:r>
+      <w:r>
+        <w:rPr>
+          <w:shd w:fill="auto" w:val="clear"/>
+        </w:rPr>
+        <w:t>untuk</w:t>
+      </w:r>
+      <w:r>
+        <w:rPr>
+          <w:spacing w:val="1"/>
+          <w:shd w:fill="auto" w:val="clear"/>
+        </w:rPr>
+        <w:t xml:space="preserve"> </w:t>
+      </w:r>
+      <w:r>
+        <w:rPr>
+          <w:shd w:fill="auto" w:val="clear"/>
+        </w:rPr>
+        <w:t>menjamin</w:t>
+      </w:r>
+      <w:r>
+        <w:rPr>
+          <w:spacing w:val="1"/>
+          <w:shd w:fill="auto" w:val="clear"/>
+        </w:rPr>
+        <w:t xml:space="preserve"> keselarasan antara </w:t>
       </w:r>
       <w:r>
         <w:rPr>
           <w:spacing w:val="-12"/>
           <w:shd w:fill="auto" w:val="clear"/>
         </w:rPr>
-        <w:t xml:space="preserve"> </w:t>
-      </w:r>
-      <w:r>
-        <w:rPr>
-          <w:shd w:fill="auto" w:val="clear"/>
-        </w:rPr>
-        <w:t>diperlukan</w:t>
+        <w:t>sumber daya industri, sarana dan prasarana industri</w:t>
+      </w:r>
+      <w:r>
+        <w:rPr>
+          <w:shd w:fill="auto" w:val="clear"/>
+        </w:rPr>
+        <w:t xml:space="preserve"> di daerah diperlukan pula perencanaan yang lebih</w:t>
+      </w:r>
+      <w:r>
+        <w:rPr>
+          <w:spacing w:val="1"/>
+          <w:shd w:fill="auto" w:val="clear"/>
+        </w:rPr>
+        <w:t xml:space="preserve"> </w:t>
+      </w:r>
+      <w:r>
+        <w:rPr>
+          <w:shd w:fill="auto" w:val="clear"/>
+        </w:rPr>
+        <w:t>menyeluruh,</w:t>
+      </w:r>
+      <w:r>
+        <w:rPr>
+          <w:spacing w:val="1"/>
+          <w:shd w:fill="auto" w:val="clear"/>
+        </w:rPr>
+        <w:t xml:space="preserve"> </w:t>
+      </w:r>
+      <w:r>
+        <w:rPr>
+          <w:shd w:fill="auto" w:val="clear"/>
+        </w:rPr>
+        <w:t>terarah</w:t>
+      </w:r>
+      <w:r>
+        <w:rPr>
+          <w:spacing w:val="1"/>
+          <w:shd w:fill="auto" w:val="clear"/>
+        </w:rPr>
+        <w:t xml:space="preserve"> </w:t>
+      </w:r>
+      <w:r>
+        <w:rPr>
+          <w:shd w:fill="auto" w:val="clear"/>
+        </w:rPr>
+        <w:t>dan</w:t>
+      </w:r>
+      <w:r>
+        <w:rPr>
+          <w:spacing w:val="1"/>
+          <w:shd w:fill="auto" w:val="clear"/>
+        </w:rPr>
+        <w:t xml:space="preserve"> </w:t>
+      </w:r>
+      <w:r>
+        <w:rPr>
+          <w:shd w:fill="auto" w:val="clear"/>
+        </w:rPr>
+        <w:t>terpadu.</w:t>
+      </w:r>
+      <w:r>
+        <w:rPr>
+          <w:spacing w:val="1"/>
+          <w:shd w:fill="auto" w:val="clear"/>
+        </w:rPr>
+        <w:t xml:space="preserve"> </w:t>
+      </w:r>
+      <w:r>
+        <w:rPr>
+          <w:shd w:fill="auto" w:val="clear"/>
+        </w:rPr>
+        <w:t>Berdasarkan</w:t>
+      </w:r>
+      <w:r>
+        <w:rPr>
+          <w:spacing w:val="1"/>
+          <w:shd w:fill="auto" w:val="clear"/>
+        </w:rPr>
+        <w:t xml:space="preserve"> </w:t>
+      </w:r>
+      <w:r>
+        <w:rPr>
+          <w:shd w:fill="auto" w:val="clear"/>
+        </w:rPr>
+        <w:t>pertimbangan</w:t>
+      </w:r>
+      <w:r>
+        <w:rPr>
+          <w:spacing w:val="1"/>
+          <w:shd w:fill="auto" w:val="clear"/>
+        </w:rPr>
+        <w:t xml:space="preserve"> </w:t>
+      </w:r>
+      <w:r>
+        <w:rPr>
+          <w:shd w:fill="auto" w:val="clear"/>
+        </w:rPr>
+        <w:t>tersebut</w:t>
+      </w:r>
+      <w:r>
+        <w:rPr>
+          <w:spacing w:val="1"/>
+          <w:shd w:fill="auto" w:val="clear"/>
+        </w:rPr>
+        <w:t xml:space="preserve"> </w:t>
+      </w:r>
+      <w:r>
+        <w:rPr>
+          <w:shd w:fill="auto" w:val="clear"/>
+        </w:rPr>
+        <w:t>maka</w:t>
       </w:r>
       <w:r>
         <w:rPr>
@@ -242,33 +417,20 @@
         <w:rPr>
           <w:shd w:fill="auto" w:val="clear"/>
         </w:rPr>
-        <w:t xml:space="preserve">adanya peningkatan keselarasan antara </w:t>
-      </w:r>
-      <w:r>
-        <w:rPr>
-          <w:spacing w:val="-12"/>
-          <w:shd w:fill="auto" w:val="clear"/>
-        </w:rPr>
-        <w:t>sumber daya industri, sarana dan prasarana industri</w:t>
-      </w:r>
-      <w:r>
-        <w:rPr>
-          <w:shd w:fill="auto" w:val="clear"/>
-        </w:rPr>
-        <w:t>.</w:t>
+        <w:t>dibentuklah</w:t>
       </w:r>
       <w:r>
         <w:rPr>
           <w:spacing w:val="1"/>
           <w:shd w:fill="auto" w:val="clear"/>
         </w:rPr>
-        <w:t xml:space="preserve"> </w:t>
-      </w:r>
-      <w:r>
-        <w:rPr>
-          <w:shd w:fill="auto" w:val="clear"/>
-        </w:rPr>
-        <w:t>Kemudian</w:t>
+        <w:t xml:space="preserve"> Dinas Perindustrian dan Perdagangan </w:t>
+      </w:r>
+      <w:r>
+        <w:rPr>
+          <w:shd w:fill="auto" w:val="clear"/>
+        </w:rPr>
+        <w:t>sebagaimana</w:t>
       </w:r>
       <w:r>
         <w:rPr>
@@ -281,7 +443,7 @@
         <w:rPr>
           <w:shd w:fill="auto" w:val="clear"/>
         </w:rPr>
-        <w:t>untuk</w:t>
+        <w:t>ditetapkan</w:t>
       </w:r>
       <w:r>
         <w:rPr>
@@ -294,2392 +456,14 @@
         <w:rPr>
           <w:shd w:fill="auto" w:val="clear"/>
         </w:rPr>
-        <w:t>menjamin</w:t>
+        <w:t>dalam</w:t>
       </w:r>
       <w:r>
         <w:rPr>
           <w:spacing w:val="1"/>
           <w:shd w:fill="auto" w:val="clear"/>
         </w:rPr>
-        <w:t xml:space="preserve"> keselarasan antara </w:t>
-      </w:r>
-      <w:r>
-        <w:rPr>
-          <w:spacing w:val="-12"/>
-          <w:shd w:fill="auto" w:val="clear"/>
-        </w:rPr>
-        <w:t>sumber daya industri, sarana dan prasarana industri</w:t>
-      </w:r>
-      <w:r>
-        <w:rPr>
-          <w:shd w:fill="auto" w:val="clear"/>
-        </w:rPr>
-        <w:t xml:space="preserve"> di daerah diperlukan pula perencanaan yang lebih</w:t>
-      </w:r>
-      <w:r>
-        <w:rPr>
-          <w:spacing w:val="1"/>
-          <w:shd w:fill="auto" w:val="clear"/>
-        </w:rPr>
-        <w:t xml:space="preserve"> </w:t>
-      </w:r>
-      <w:r>
-        <w:rPr>
-          <w:shd w:fill="auto" w:val="clear"/>
-        </w:rPr>
-        <w:t>menyeluruh,</w:t>
-      </w:r>
-      <w:r>
-        <w:rPr>
-          <w:spacing w:val="1"/>
-          <w:shd w:fill="auto" w:val="clear"/>
-        </w:rPr>
-        <w:t xml:space="preserve"> </w:t>
-      </w:r>
-      <w:r>
-        <w:rPr>
-          <w:shd w:fill="auto" w:val="clear"/>
-        </w:rPr>
-        <w:t>terarah</w:t>
-      </w:r>
-      <w:r>
-        <w:rPr>
-          <w:spacing w:val="1"/>
-          <w:shd w:fill="auto" w:val="clear"/>
-        </w:rPr>
-        <w:t xml:space="preserve"> </w:t>
-      </w:r>
-      <w:r>
-        <w:rPr>
-          <w:shd w:fill="auto" w:val="clear"/>
-        </w:rPr>
-        <w:t>dan</w:t>
-      </w:r>
-      <w:r>
-        <w:rPr>
-          <w:spacing w:val="1"/>
-          <w:shd w:fill="auto" w:val="clear"/>
-        </w:rPr>
-        <w:t xml:space="preserve"> </w:t>
-      </w:r>
-      <w:r>
-        <w:rPr>
-          <w:shd w:fill="auto" w:val="clear"/>
-        </w:rPr>
-        <w:t>terpadu.</w:t>
-      </w:r>
-      <w:r>
-        <w:rPr>
-          <w:spacing w:val="1"/>
-          <w:shd w:fill="auto" w:val="clear"/>
-        </w:rPr>
-        <w:t xml:space="preserve"> </w:t>
-      </w:r>
-      <w:r>
-        <w:rPr>
-          <w:shd w:fill="auto" w:val="clear"/>
-        </w:rPr>
-        <w:t>Berdasarkan</w:t>
-      </w:r>
-      <w:r>
-        <w:rPr>
-          <w:spacing w:val="1"/>
-          <w:shd w:fill="auto" w:val="clear"/>
-        </w:rPr>
-        <w:t xml:space="preserve"> </w:t>
-      </w:r>
-      <w:r>
-        <w:rPr>
-          <w:shd w:fill="auto" w:val="clear"/>
-        </w:rPr>
-        <w:t>pertimbangan</w:t>
-      </w:r>
-      <w:r>
-        <w:rPr>
-          <w:spacing w:val="1"/>
-          <w:shd w:fill="auto" w:val="clear"/>
-        </w:rPr>
-        <w:t xml:space="preserve"> </w:t>
-      </w:r>
-      <w:r>
-        <w:rPr>
-          <w:shd w:fill="auto" w:val="clear"/>
-        </w:rPr>
-        <w:t>tersebut</w:t>
-      </w:r>
-      <w:r>
-        <w:rPr>
-          <w:spacing w:val="1"/>
-          <w:shd w:fill="auto" w:val="clear"/>
-        </w:rPr>
-        <w:t xml:space="preserve"> </w:t>
-      </w:r>
-      <w:r>
-        <w:rPr>
-          <w:shd w:fill="auto" w:val="clear"/>
-        </w:rPr>
-        <w:t>maka</w:t>
-      </w:r>
-      <w:r>
-        <w:rPr>
-          <w:spacing w:val="-52"/>
-          <w:shd w:fill="auto" w:val="clear"/>
-        </w:rPr>
-        <w:t xml:space="preserve"> </w:t>
-      </w:r>
-      <w:r>
-        <w:rPr>
-          <w:shd w:fill="auto" w:val="clear"/>
-        </w:rPr>
-        <w:t>dibentuklah</w:t>
-      </w:r>
-      <w:r>
-        <w:rPr>
-          <w:spacing w:val="1"/>
-          <w:shd w:fill="auto" w:val="clear"/>
-        </w:rPr>
-        <w:t xml:space="preserve"> </w:t>
-      </w:r>
-      <w:r>
-        <w:rPr>
-          <w:spacing w:val="1"/>
-          <w:shd w:fill="auto" w:val="clear"/>
-        </w:rPr>
-        <w:t>Dinas Perindustrian dan Perdagangan</w:t>
-      </w:r>
-      <w:r>
-        <w:rPr>
-          <w:spacing w:val="1"/>
-          <w:shd w:fill="auto" w:val="clear"/>
-        </w:rPr>
-        <w:t xml:space="preserve"> </w:t>
-      </w:r>
-      <w:r>
-        <w:rPr>
-          <w:shd w:fill="auto" w:val="clear"/>
-        </w:rPr>
-        <w:t>sebagaimana</w:t>
-      </w:r>
-      <w:r>
-        <w:rPr>
-          <w:spacing w:val="1"/>
-          <w:shd w:fill="auto" w:val="clear"/>
-        </w:rPr>
-        <w:t xml:space="preserve"> </w:t>
-      </w:r>
-      <w:r>
-        <w:rPr>
-          <w:shd w:fill="auto" w:val="clear"/>
-        </w:rPr>
-        <w:t>ditetapkan</w:t>
-      </w:r>
-      <w:r>
-        <w:rPr>
-          <w:spacing w:val="1"/>
-          <w:shd w:fill="auto" w:val="clear"/>
-        </w:rPr>
-        <w:t xml:space="preserve"> </w:t>
-      </w:r>
-      <w:r>
-        <w:rPr>
-          <w:shd w:fill="auto" w:val="clear"/>
-        </w:rPr>
-        <w:t>dalam</w:t>
-      </w:r>
-      <w:r>
-        <w:rPr>
-          <w:spacing w:val="1"/>
-          <w:shd w:fill="auto" w:val="clear"/>
-        </w:rPr>
         <w:t xml:space="preserve"> Peraturan Daerah Nomor 10 Tahun 2016 tentang Pembentukan dan Daerah Perangkat Susunan sebagaimana telah diubah dengan Peraturan Daerah Kabupaten Kutai Timur Nomor 5 Tahun 2022 tentang Perubahan Peraturan Daerah Nomor 10 Tahun 2016 </w:t>
-      </w:r>
-      <w:r>
-        <w:rPr>
-          <w:shd w:fill="auto" w:val="clear"/>
-        </w:rPr>
-        <w:t>dan</w:t>
-      </w:r>
-      <w:r>
-        <w:rPr>
-          <w:spacing w:val="1"/>
-          <w:shd w:fill="auto" w:val="clear"/>
-        </w:rPr>
-        <w:t xml:space="preserve"> </w:t>
-      </w:r>
-      <w:r>
-        <w:rPr>
-          <w:shd w:fill="auto" w:val="clear"/>
-        </w:rPr>
-        <w:t>Surat</w:t>
-      </w:r>
-      <w:r>
-        <w:rPr>
-          <w:spacing w:val="1"/>
-          <w:shd w:fill="auto" w:val="clear"/>
-        </w:rPr>
-        <w:t xml:space="preserve"> </w:t>
-      </w:r>
-      <w:r>
-        <w:rPr>
-          <w:shd w:fill="auto" w:val="clear"/>
-        </w:rPr>
-        <w:t>Keputusan Mendagri tanggal 7 Juli 1974 tentang susunan organisasi dan tata kerja</w:t>
-      </w:r>
-      <w:r>
-        <w:rPr>
-          <w:spacing w:val="1"/>
-          <w:shd w:fill="auto" w:val="clear"/>
-        </w:rPr>
-        <w:t xml:space="preserve"> </w:t>
-      </w:r>
-      <w:r>
-        <w:rPr>
-          <w:shd w:fill="auto" w:val="clear"/>
-        </w:rPr>
-        <w:t>badan</w:t>
-      </w:r>
-      <w:r>
-        <w:rPr>
-          <w:spacing w:val="1"/>
-          <w:shd w:fill="auto" w:val="clear"/>
-        </w:rPr>
-        <w:t xml:space="preserve"> </w:t>
-      </w:r>
-      <w:r>
-        <w:rPr>
-          <w:shd w:fill="auto" w:val="clear"/>
-        </w:rPr>
-        <w:t>perencanaan</w:t>
-      </w:r>
-      <w:r>
-        <w:rPr>
-          <w:spacing w:val="1"/>
-          <w:shd w:fill="auto" w:val="clear"/>
-        </w:rPr>
-        <w:t xml:space="preserve"> </w:t>
-      </w:r>
-      <w:r>
-        <w:rPr>
-          <w:shd w:fill="auto" w:val="clear"/>
-        </w:rPr>
-        <w:t>pembangunan</w:t>
-      </w:r>
-      <w:r>
-        <w:rPr>
-          <w:spacing w:val="1"/>
-          <w:shd w:fill="auto" w:val="clear"/>
-        </w:rPr>
-        <w:t xml:space="preserve"> </w:t>
-      </w:r>
-      <w:r>
-        <w:rPr>
-          <w:shd w:fill="auto" w:val="clear"/>
-        </w:rPr>
-        <w:t>daerah</w:t>
-      </w:r>
-      <w:r>
-        <w:rPr>
-          <w:spacing w:val="1"/>
-          <w:shd w:fill="auto" w:val="clear"/>
-        </w:rPr>
-        <w:t xml:space="preserve"> </w:t>
-      </w:r>
-      <w:r>
-        <w:rPr>
-          <w:shd w:fill="auto" w:val="clear"/>
-        </w:rPr>
-        <w:t>yang</w:t>
-      </w:r>
-      <w:r>
-        <w:rPr>
-          <w:spacing w:val="1"/>
-          <w:shd w:fill="auto" w:val="clear"/>
-        </w:rPr>
-        <w:t xml:space="preserve"> </w:t>
-      </w:r>
-      <w:r>
-        <w:rPr>
-          <w:shd w:fill="auto" w:val="clear"/>
-        </w:rPr>
-        <w:t>lebih</w:t>
-      </w:r>
-      <w:r>
-        <w:rPr>
-          <w:spacing w:val="1"/>
-          <w:shd w:fill="auto" w:val="clear"/>
-        </w:rPr>
-        <w:t xml:space="preserve"> </w:t>
-      </w:r>
-      <w:r>
-        <w:rPr>
-          <w:shd w:fill="auto" w:val="clear"/>
-        </w:rPr>
-        <w:t>lanjut</w:t>
-      </w:r>
-      <w:r>
-        <w:rPr>
-          <w:spacing w:val="1"/>
-          <w:shd w:fill="auto" w:val="clear"/>
-        </w:rPr>
-        <w:t xml:space="preserve"> </w:t>
-      </w:r>
-      <w:r>
-        <w:rPr>
-          <w:shd w:fill="auto" w:val="clear"/>
-        </w:rPr>
-        <w:t>oleh</w:t>
-      </w:r>
-      <w:r>
-        <w:rPr>
-          <w:spacing w:val="1"/>
-          <w:shd w:fill="auto" w:val="clear"/>
-        </w:rPr>
-        <w:t xml:space="preserve"> </w:t>
-      </w:r>
-      <w:r>
-        <w:rPr>
-          <w:shd w:fill="auto" w:val="clear"/>
-        </w:rPr>
-        <w:t>Menteri</w:t>
-      </w:r>
-      <w:r>
-        <w:rPr>
-          <w:spacing w:val="1"/>
-          <w:shd w:fill="auto" w:val="clear"/>
-        </w:rPr>
-        <w:t xml:space="preserve"> </w:t>
-      </w:r>
-      <w:r>
-        <w:rPr>
-          <w:shd w:fill="auto" w:val="clear"/>
-        </w:rPr>
-        <w:t>Dalam</w:t>
-      </w:r>
-      <w:r>
-        <w:rPr>
-          <w:spacing w:val="-52"/>
-          <w:shd w:fill="auto" w:val="clear"/>
-        </w:rPr>
-        <w:t xml:space="preserve"> </w:t>
-      </w:r>
-      <w:r>
-        <w:rPr>
-          <w:shd w:fill="auto" w:val="clear"/>
-        </w:rPr>
-        <w:t>Negeri</w:t>
-      </w:r>
-      <w:r>
-        <w:rPr>
-          <w:spacing w:val="1"/>
-          <w:shd w:fill="auto" w:val="clear"/>
-        </w:rPr>
-        <w:t xml:space="preserve"> </w:t>
-      </w:r>
-      <w:r>
-        <w:rPr>
-          <w:shd w:fill="auto" w:val="clear"/>
-        </w:rPr>
-        <w:t>diatur</w:t>
-      </w:r>
-      <w:r>
-        <w:rPr>
-          <w:spacing w:val="1"/>
-          <w:shd w:fill="auto" w:val="clear"/>
-        </w:rPr>
-        <w:t xml:space="preserve"> </w:t>
-      </w:r>
-      <w:r>
-        <w:rPr>
-          <w:shd w:fill="auto" w:val="clear"/>
-        </w:rPr>
-        <w:t>dalam</w:t>
-      </w:r>
-      <w:r>
-        <w:rPr>
-          <w:spacing w:val="1"/>
-          <w:shd w:fill="FFFF00" w:val="clear"/>
-        </w:rPr>
-        <w:t xml:space="preserve"> </w:t>
-      </w:r>
-      <w:r>
-        <w:rPr>
-          <w:shd w:fill="FFFF00" w:val="clear"/>
-        </w:rPr>
-        <w:t>Surat</w:t>
-      </w:r>
-      <w:r>
-        <w:rPr>
-          <w:spacing w:val="1"/>
-          <w:shd w:fill="FFFF00" w:val="clear"/>
-        </w:rPr>
-        <w:t xml:space="preserve"> </w:t>
-      </w:r>
-      <w:r>
-        <w:rPr>
-          <w:shd w:fill="FFFF00" w:val="clear"/>
-        </w:rPr>
-        <w:t>Keputusan</w:t>
-      </w:r>
-      <w:r>
-        <w:rPr>
-          <w:spacing w:val="1"/>
-          <w:shd w:fill="FFFF00" w:val="clear"/>
-        </w:rPr>
-        <w:t xml:space="preserve"> </w:t>
-      </w:r>
-      <w:r>
-        <w:rPr>
-          <w:shd w:fill="FFFF00" w:val="clear"/>
-        </w:rPr>
-        <w:t>Nomor</w:t>
-      </w:r>
-      <w:r>
-        <w:rPr>
-          <w:spacing w:val="1"/>
-          <w:shd w:fill="FFFF00" w:val="clear"/>
-        </w:rPr>
-        <w:t xml:space="preserve"> </w:t>
-      </w:r>
-      <w:r>
-        <w:rPr>
-          <w:shd w:fill="FFFF00" w:val="clear"/>
-        </w:rPr>
-        <w:t>185</w:t>
-      </w:r>
-      <w:r>
-        <w:rPr>
-          <w:spacing w:val="1"/>
-          <w:shd w:fill="FFFF00" w:val="clear"/>
-        </w:rPr>
-        <w:t xml:space="preserve"> </w:t>
-      </w:r>
-      <w:r>
-        <w:rPr>
-          <w:shd w:fill="FFFF00" w:val="clear"/>
-        </w:rPr>
-        <w:t>Tahun</w:t>
-      </w:r>
-      <w:r>
-        <w:rPr>
-          <w:spacing w:val="1"/>
-          <w:shd w:fill="FFFF00" w:val="clear"/>
-        </w:rPr>
-        <w:t xml:space="preserve"> </w:t>
-      </w:r>
-      <w:r>
-        <w:rPr>
-          <w:shd w:fill="FFFF00" w:val="clear"/>
-        </w:rPr>
-        <w:t>1980</w:t>
-      </w:r>
-      <w:r>
-        <w:rPr>
-          <w:spacing w:val="1"/>
-          <w:shd w:fill="FFFF00" w:val="clear"/>
-        </w:rPr>
-        <w:t xml:space="preserve"> </w:t>
-      </w:r>
-      <w:r>
-        <w:rPr>
-          <w:shd w:fill="FFFF00" w:val="clear"/>
-        </w:rPr>
-        <w:t>tentang</w:t>
-      </w:r>
-      <w:r>
-        <w:rPr>
-          <w:spacing w:val="1"/>
-          <w:shd w:fill="FFFF00" w:val="clear"/>
-        </w:rPr>
-        <w:t xml:space="preserve"> </w:t>
-      </w:r>
-      <w:r>
-        <w:rPr>
-          <w:shd w:fill="FFFF00" w:val="clear"/>
-        </w:rPr>
-        <w:t>Pedoman</w:t>
-      </w:r>
-      <w:r>
-        <w:rPr>
-          <w:spacing w:val="-52"/>
-          <w:shd w:fill="FFFF00" w:val="clear"/>
-        </w:rPr>
-        <w:t xml:space="preserve"> </w:t>
-      </w:r>
-      <w:r>
-        <w:rPr>
-          <w:shd w:fill="FFFF00" w:val="clear"/>
-        </w:rPr>
-        <w:t>Organisasi dan Tata Kerja Badan Perencanaan Pembangunan Daerah Tingkat I dan</w:t>
-      </w:r>
-      <w:r>
-        <w:rPr>
-          <w:spacing w:val="1"/>
-          <w:shd w:fill="FFFF00" w:val="clear"/>
-        </w:rPr>
-        <w:t xml:space="preserve"> </w:t>
-      </w:r>
-      <w:r>
-        <w:rPr>
-          <w:shd w:fill="FFFF00" w:val="clear"/>
-        </w:rPr>
-        <w:t>Badan</w:t>
-      </w:r>
-      <w:r>
-        <w:rPr>
-          <w:spacing w:val="-1"/>
-          <w:shd w:fill="FFFF00" w:val="clear"/>
-        </w:rPr>
-        <w:t xml:space="preserve"> </w:t>
-      </w:r>
-      <w:r>
-        <w:rPr>
-          <w:shd w:fill="FFFF00" w:val="clear"/>
-        </w:rPr>
-        <w:t>Perencanaan Pembangunan Daerah Tingkat II.</w:t>
-      </w:r>
-    </w:p>
-    <w:p>
-      <w:pPr>
-        <w:pStyle w:val="NormalWeb"/>
-        <w:keepNext w:val="false"/>
-        <w:keepLines w:val="false"/>
-        <w:widowControl/>
-        <w:spacing w:lineRule="auto" w:line="360" w:beforeAutospacing="0" w:before="1" w:afterAutospacing="0" w:after="0"/>
-        <w:ind w:left="728" w:right="597" w:firstLine="809"/>
-        <w:jc w:val="both"/>
-        <w:rPr>
-          <w:highlight w:val="none"/>
-          <w:shd w:fill="FFFF00" w:val="clear"/>
-        </w:rPr>
-      </w:pPr>
-      <w:r>
-        <w:rPr>
-          <w:shd w:fill="FFFF00" w:val="clear"/>
-        </w:rPr>
-        <w:t>Pemerintah</w:t>
-      </w:r>
-      <w:r>
-        <w:rPr>
-          <w:spacing w:val="1"/>
-          <w:shd w:fill="FFFF00" w:val="clear"/>
-        </w:rPr>
-        <w:t xml:space="preserve"> </w:t>
-      </w:r>
-      <w:r>
-        <w:rPr>
-          <w:shd w:fill="FFFF00" w:val="clear"/>
-        </w:rPr>
-        <w:t>Provinsi</w:t>
-      </w:r>
-      <w:r>
-        <w:rPr>
-          <w:spacing w:val="1"/>
-          <w:shd w:fill="FFFF00" w:val="clear"/>
-        </w:rPr>
-        <w:t xml:space="preserve"> </w:t>
-      </w:r>
-      <w:r>
-        <w:rPr>
-          <w:shd w:fill="FFFF00" w:val="clear"/>
-        </w:rPr>
-        <w:t>Daerah</w:t>
-      </w:r>
-      <w:r>
-        <w:rPr>
-          <w:spacing w:val="1"/>
-          <w:shd w:fill="FFFF00" w:val="clear"/>
-        </w:rPr>
-        <w:t xml:space="preserve"> </w:t>
-      </w:r>
-      <w:r>
-        <w:rPr>
-          <w:shd w:fill="FFFF00" w:val="clear"/>
-        </w:rPr>
-        <w:t>Tingkat</w:t>
-      </w:r>
-      <w:r>
-        <w:rPr>
-          <w:spacing w:val="1"/>
-          <w:shd w:fill="FFFF00" w:val="clear"/>
-        </w:rPr>
-        <w:t xml:space="preserve"> </w:t>
-      </w:r>
-      <w:r>
-        <w:rPr>
-          <w:shd w:fill="FFFF00" w:val="clear"/>
-        </w:rPr>
-        <w:t>I</w:t>
-      </w:r>
-      <w:r>
-        <w:rPr>
-          <w:spacing w:val="1"/>
-          <w:shd w:fill="FFFF00" w:val="clear"/>
-        </w:rPr>
-        <w:t xml:space="preserve"> </w:t>
-      </w:r>
-      <w:r>
-        <w:rPr>
-          <w:spacing w:val="1"/>
-          <w:shd w:fill="FFFF00" w:val="clear"/>
-        </w:rPr>
-        <w:t>Kutai Timur</w:t>
-      </w:r>
-      <w:r>
-        <w:rPr>
-          <w:spacing w:val="1"/>
-          <w:shd w:fill="FFFF00" w:val="clear"/>
-        </w:rPr>
-        <w:t xml:space="preserve"> </w:t>
-      </w:r>
-      <w:r>
-        <w:rPr>
-          <w:shd w:fill="FFFF00" w:val="clear"/>
-        </w:rPr>
-        <w:t>sebelum</w:t>
-      </w:r>
-      <w:r>
-        <w:rPr>
-          <w:spacing w:val="1"/>
-          <w:shd w:fill="FFFF00" w:val="clear"/>
-        </w:rPr>
-        <w:t xml:space="preserve"> </w:t>
-      </w:r>
-      <w:r>
-        <w:rPr>
-          <w:shd w:fill="FFFF00" w:val="clear"/>
-        </w:rPr>
-        <w:t>ditetapkannya</w:t>
-      </w:r>
-      <w:r>
-        <w:rPr>
-          <w:spacing w:val="1"/>
-          <w:shd w:fill="FFFF00" w:val="clear"/>
-        </w:rPr>
-        <w:t xml:space="preserve"> </w:t>
-      </w:r>
-      <w:r>
-        <w:rPr>
-          <w:shd w:fill="FFFF00" w:val="clear"/>
-        </w:rPr>
-        <w:t>kedua</w:t>
-      </w:r>
-      <w:r>
-        <w:rPr>
-          <w:spacing w:val="1"/>
-          <w:shd w:fill="FFFF00" w:val="clear"/>
-        </w:rPr>
-        <w:t xml:space="preserve"> </w:t>
-      </w:r>
-      <w:r>
-        <w:rPr>
-          <w:shd w:fill="FFFF00" w:val="clear"/>
-        </w:rPr>
-        <w:t>ketentuan</w:t>
-      </w:r>
-      <w:r>
-        <w:rPr>
-          <w:spacing w:val="1"/>
-          <w:shd w:fill="FFFF00" w:val="clear"/>
-        </w:rPr>
-        <w:t xml:space="preserve"> </w:t>
-      </w:r>
-      <w:r>
-        <w:rPr>
-          <w:shd w:fill="FFFF00" w:val="clear"/>
-        </w:rPr>
-        <w:t>tersebut,</w:t>
-      </w:r>
-      <w:r>
-        <w:rPr>
-          <w:spacing w:val="1"/>
-          <w:shd w:fill="FFFF00" w:val="clear"/>
-        </w:rPr>
-        <w:t xml:space="preserve"> </w:t>
-      </w:r>
-      <w:r>
-        <w:rPr>
-          <w:shd w:fill="FFFF00" w:val="clear"/>
-        </w:rPr>
-        <w:t>telah</w:t>
-      </w:r>
-      <w:r>
-        <w:rPr>
-          <w:spacing w:val="1"/>
-          <w:shd w:fill="FFFF00" w:val="clear"/>
-        </w:rPr>
-        <w:t xml:space="preserve"> </w:t>
-      </w:r>
-      <w:r>
-        <w:rPr>
-          <w:shd w:fill="FFFF00" w:val="clear"/>
-        </w:rPr>
-        <w:t>memiliki</w:t>
-      </w:r>
-      <w:r>
-        <w:rPr>
-          <w:spacing w:val="1"/>
-          <w:shd w:fill="FFFF00" w:val="clear"/>
-        </w:rPr>
-        <w:t xml:space="preserve"> </w:t>
-      </w:r>
-      <w:r>
-        <w:rPr>
-          <w:spacing w:val="1"/>
-          <w:shd w:fill="FFFF00" w:val="clear"/>
-        </w:rPr>
-        <w:t>Dinas Perindustrian dan Perdagangan</w:t>
-      </w:r>
-      <w:r>
-        <w:rPr>
-          <w:shd w:fill="FFFF00" w:val="clear"/>
-        </w:rPr>
-        <w:t xml:space="preserve"> Tingkat I yang dibentuk dengan Surat Keputusan </w:t>
-      </w:r>
-      <w:r>
-        <w:rPr>
-          <w:shd w:fill="FFFF00" w:val="clear"/>
-        </w:rPr>
-        <w:t>Bupati</w:t>
-      </w:r>
-      <w:r>
-        <w:rPr>
-          <w:spacing w:val="1"/>
-          <w:shd w:fill="FFFF00" w:val="clear"/>
-        </w:rPr>
-        <w:t xml:space="preserve"> </w:t>
-      </w:r>
-      <w:r>
-        <w:rPr>
-          <w:shd w:fill="FFFF00" w:val="clear"/>
-        </w:rPr>
-        <w:t xml:space="preserve">Kepala Daerah Tingkat I </w:t>
-      </w:r>
-      <w:r>
-        <w:rPr>
-          <w:shd w:fill="FFFF00" w:val="clear"/>
-        </w:rPr>
-        <w:t>Kutai Timur</w:t>
-      </w:r>
-      <w:r>
-        <w:rPr>
-          <w:shd w:fill="FFFF00" w:val="clear"/>
-        </w:rPr>
-        <w:t xml:space="preserve"> Nomor 161 Tahun 1974. Sesuai dengan</w:t>
-      </w:r>
-      <w:r>
-        <w:rPr>
-          <w:spacing w:val="1"/>
-          <w:shd w:fill="FFFF00" w:val="clear"/>
-        </w:rPr>
-        <w:t xml:space="preserve"> </w:t>
-      </w:r>
-      <w:r>
-        <w:rPr>
-          <w:shd w:fill="FFFF00" w:val="clear"/>
-        </w:rPr>
-        <w:t>maksud daripada pasal 107 ayat (1) Keputusan Menteri Dalam Negeri Nomor 185</w:t>
-      </w:r>
-      <w:r>
-        <w:rPr>
-          <w:spacing w:val="1"/>
-          <w:shd w:fill="FFFF00" w:val="clear"/>
-        </w:rPr>
-        <w:t xml:space="preserve"> </w:t>
-      </w:r>
-      <w:r>
-        <w:rPr>
-          <w:shd w:fill="FFFF00" w:val="clear"/>
-        </w:rPr>
-        <w:t>Tahun</w:t>
-      </w:r>
-      <w:r>
-        <w:rPr>
-          <w:spacing w:val="1"/>
-          <w:shd w:fill="FFFF00" w:val="clear"/>
-        </w:rPr>
-        <w:t xml:space="preserve"> </w:t>
-      </w:r>
-      <w:r>
-        <w:rPr>
-          <w:shd w:fill="FFFF00" w:val="clear"/>
-        </w:rPr>
-        <w:t>1980</w:t>
-      </w:r>
-      <w:r>
-        <w:rPr>
-          <w:spacing w:val="1"/>
-          <w:shd w:fill="FFFF00" w:val="clear"/>
-        </w:rPr>
-        <w:t xml:space="preserve"> </w:t>
-      </w:r>
-      <w:r>
-        <w:rPr>
-          <w:shd w:fill="FFFF00" w:val="clear"/>
-        </w:rPr>
-        <w:t>maka</w:t>
-      </w:r>
-      <w:r>
-        <w:rPr>
-          <w:spacing w:val="1"/>
-          <w:shd w:fill="FFFF00" w:val="clear"/>
-        </w:rPr>
-        <w:t xml:space="preserve"> </w:t>
-      </w:r>
-      <w:r>
-        <w:rPr>
-          <w:shd w:fill="FFFF00" w:val="clear"/>
-        </w:rPr>
-        <w:t>ditetapkanlah</w:t>
-      </w:r>
-      <w:r>
-        <w:rPr>
-          <w:spacing w:val="1"/>
-          <w:shd w:fill="FFFF00" w:val="clear"/>
-        </w:rPr>
-        <w:t xml:space="preserve"> </w:t>
-      </w:r>
-      <w:r>
-        <w:rPr>
-          <w:shd w:fill="FFFF00" w:val="clear"/>
-        </w:rPr>
-        <w:t>Peraturan</w:t>
-      </w:r>
-      <w:r>
-        <w:rPr>
-          <w:spacing w:val="1"/>
-          <w:shd w:fill="FFFF00" w:val="clear"/>
-        </w:rPr>
-        <w:t xml:space="preserve"> </w:t>
-      </w:r>
-      <w:r>
-        <w:rPr>
-          <w:shd w:fill="FFFF00" w:val="clear"/>
-        </w:rPr>
-        <w:t>Daerah</w:t>
-      </w:r>
-      <w:r>
-        <w:rPr>
-          <w:spacing w:val="1"/>
-          <w:shd w:fill="FFFF00" w:val="clear"/>
-        </w:rPr>
-        <w:t xml:space="preserve"> </w:t>
-      </w:r>
-      <w:r>
-        <w:rPr>
-          <w:shd w:fill="FFFF00" w:val="clear"/>
-        </w:rPr>
-        <w:t>Provinsi</w:t>
-      </w:r>
-      <w:r>
-        <w:rPr>
-          <w:spacing w:val="1"/>
-          <w:shd w:fill="FFFF00" w:val="clear"/>
-        </w:rPr>
-        <w:t xml:space="preserve"> </w:t>
-      </w:r>
-      <w:r>
-        <w:rPr>
-          <w:shd w:fill="FFFF00" w:val="clear"/>
-        </w:rPr>
-        <w:t>Daerah</w:t>
-      </w:r>
-      <w:r>
-        <w:rPr>
-          <w:spacing w:val="1"/>
-          <w:shd w:fill="FFFF00" w:val="clear"/>
-        </w:rPr>
-        <w:t xml:space="preserve"> </w:t>
-      </w:r>
-      <w:r>
-        <w:rPr>
-          <w:shd w:fill="FFFF00" w:val="clear"/>
-        </w:rPr>
-        <w:t>Tingkat</w:t>
-      </w:r>
-      <w:r>
-        <w:rPr>
-          <w:spacing w:val="1"/>
-          <w:shd w:fill="FFFF00" w:val="clear"/>
-        </w:rPr>
-        <w:t xml:space="preserve"> </w:t>
-      </w:r>
-      <w:r>
-        <w:rPr>
-          <w:shd w:fill="FFFF00" w:val="clear"/>
-        </w:rPr>
-        <w:t>I</w:t>
-      </w:r>
-      <w:r>
-        <w:rPr>
-          <w:spacing w:val="1"/>
-          <w:shd w:fill="FFFF00" w:val="clear"/>
-        </w:rPr>
-        <w:t xml:space="preserve"> </w:t>
-      </w:r>
-      <w:r>
-        <w:rPr>
-          <w:shd w:fill="FFFF00" w:val="clear"/>
-        </w:rPr>
-        <w:t>Kalimantan Timur Nomor 3 Tahun 1981 tentang Pembentukan, Susunan Organisasi</w:t>
-      </w:r>
-      <w:r>
-        <w:rPr>
-          <w:spacing w:val="1"/>
-          <w:shd w:fill="FFFF00" w:val="clear"/>
-        </w:rPr>
-        <w:t xml:space="preserve"> </w:t>
-      </w:r>
-      <w:r>
-        <w:rPr>
-          <w:shd w:fill="FFFF00" w:val="clear"/>
-        </w:rPr>
-        <w:t xml:space="preserve">dan Tata Kerja Badan Perencanaan Pembangunan Daerah Tingkat I </w:t>
-      </w:r>
-      <w:r>
-        <w:rPr>
-          <w:shd w:fill="FFFF00" w:val="clear"/>
-        </w:rPr>
-        <w:t>Kutai Timur</w:t>
-      </w:r>
-      <w:r>
-        <w:rPr>
-          <w:spacing w:val="-52"/>
-          <w:shd w:fill="FFFF00" w:val="clear"/>
-        </w:rPr>
-        <w:t xml:space="preserve"> </w:t>
-      </w:r>
-      <w:r>
-        <w:rPr>
-          <w:shd w:fill="FFFF00" w:val="clear"/>
-        </w:rPr>
-        <w:t>yang</w:t>
-      </w:r>
-      <w:r>
-        <w:rPr>
-          <w:spacing w:val="-1"/>
-          <w:shd w:fill="FFFF00" w:val="clear"/>
-        </w:rPr>
-        <w:t xml:space="preserve"> </w:t>
-      </w:r>
-      <w:r>
-        <w:rPr>
-          <w:shd w:fill="FFFF00" w:val="clear"/>
-        </w:rPr>
-        <w:t>merupakan pengganti dari Surat Keputusan Nomor 161</w:t>
-      </w:r>
-      <w:r>
-        <w:rPr>
-          <w:spacing w:val="-1"/>
-          <w:shd w:fill="FFFF00" w:val="clear"/>
-        </w:rPr>
-        <w:t xml:space="preserve"> </w:t>
-      </w:r>
-      <w:r>
-        <w:rPr>
-          <w:shd w:fill="FFFF00" w:val="clear"/>
-        </w:rPr>
-        <w:t>Tahun 1974.</w:t>
-      </w:r>
-    </w:p>
-    <w:p>
-      <w:pPr>
-        <w:pStyle w:val="NormalWeb"/>
-        <w:keepNext w:val="false"/>
-        <w:keepLines w:val="false"/>
-        <w:widowControl/>
-        <w:spacing w:lineRule="auto" w:line="360" w:beforeAutospacing="0" w:before="82" w:afterAutospacing="0" w:after="0"/>
-        <w:ind w:left="720" w:right="597" w:firstLine="708"/>
-        <w:jc w:val="both"/>
-        <w:rPr>
-          <w:highlight w:val="none"/>
-          <w:shd w:fill="FFFF00" w:val="clear"/>
-        </w:rPr>
-      </w:pPr>
-      <w:r>
-        <w:rPr>
-          <w:shd w:fill="FFFF00" w:val="clear"/>
-        </w:rPr>
-        <w:t>Keberadaan</w:t>
-      </w:r>
-      <w:r>
-        <w:rPr>
-          <w:spacing w:val="1"/>
-          <w:shd w:fill="FFFF00" w:val="clear"/>
-        </w:rPr>
-        <w:t xml:space="preserve"> </w:t>
-      </w:r>
-      <w:r>
-        <w:rPr>
-          <w:spacing w:val="1"/>
-          <w:shd w:fill="FFFF00" w:val="clear"/>
-        </w:rPr>
-        <w:t>Disperindag</w:t>
-      </w:r>
-      <w:r>
-        <w:rPr>
-          <w:spacing w:val="1"/>
-          <w:shd w:fill="FFFF00" w:val="clear"/>
-        </w:rPr>
-        <w:t xml:space="preserve"> </w:t>
-      </w:r>
-      <w:r>
-        <w:rPr>
-          <w:spacing w:val="1"/>
-          <w:shd w:fill="FFFF00" w:val="clear"/>
-        </w:rPr>
-        <w:t>Kabupaten</w:t>
-      </w:r>
-      <w:r>
-        <w:rPr>
-          <w:spacing w:val="1"/>
-          <w:shd w:fill="FFFF00" w:val="clear"/>
-        </w:rPr>
-        <w:t xml:space="preserve"> </w:t>
-      </w:r>
-      <w:r>
-        <w:rPr>
-          <w:spacing w:val="1"/>
-          <w:shd w:fill="FFFF00" w:val="clear"/>
-        </w:rPr>
-        <w:t xml:space="preserve">Kutai Timur </w:t>
-      </w:r>
-      <w:r>
-        <w:rPr>
-          <w:shd w:fill="FFFF00" w:val="clear"/>
-        </w:rPr>
-        <w:t>sebagai</w:t>
-      </w:r>
-      <w:r>
-        <w:rPr>
-          <w:spacing w:val="1"/>
-          <w:shd w:fill="FFFF00" w:val="clear"/>
-        </w:rPr>
-        <w:t xml:space="preserve"> </w:t>
-      </w:r>
-      <w:r>
-        <w:rPr>
-          <w:shd w:fill="FFFF00" w:val="clear"/>
-        </w:rPr>
-        <w:t>unsur</w:t>
-      </w:r>
-      <w:r>
-        <w:rPr>
-          <w:spacing w:val="1"/>
-          <w:shd w:fill="FFFF00" w:val="clear"/>
-        </w:rPr>
-        <w:t xml:space="preserve"> </w:t>
-      </w:r>
-      <w:r>
-        <w:rPr>
-          <w:shd w:fill="FFFF00" w:val="clear"/>
-        </w:rPr>
-        <w:t>perencana</w:t>
-      </w:r>
-      <w:r>
-        <w:rPr>
-          <w:spacing w:val="-52"/>
-          <w:shd w:fill="FFFF00" w:val="clear"/>
-        </w:rPr>
-        <w:t xml:space="preserve"> </w:t>
-      </w:r>
-      <w:r>
-        <w:rPr>
-          <w:shd w:fill="FFFF00" w:val="clear"/>
-        </w:rPr>
-        <w:t>penyelenggaraan</w:t>
-      </w:r>
-      <w:r>
-        <w:rPr>
-          <w:spacing w:val="-10"/>
-          <w:shd w:fill="FFFF00" w:val="clear"/>
-        </w:rPr>
-        <w:t xml:space="preserve"> </w:t>
-      </w:r>
-      <w:r>
-        <w:rPr>
-          <w:shd w:fill="FFFF00" w:val="clear"/>
-        </w:rPr>
-        <w:t>pemerintah</w:t>
-      </w:r>
-      <w:r>
-        <w:rPr>
-          <w:spacing w:val="-9"/>
-          <w:shd w:fill="FFFF00" w:val="clear"/>
-        </w:rPr>
-        <w:t xml:space="preserve"> </w:t>
-      </w:r>
-      <w:r>
-        <w:rPr>
-          <w:shd w:fill="FFFF00" w:val="clear"/>
-        </w:rPr>
-        <w:t>daerah,</w:t>
-      </w:r>
-      <w:r>
-        <w:rPr>
-          <w:spacing w:val="-10"/>
-          <w:shd w:fill="FFFF00" w:val="clear"/>
-        </w:rPr>
-        <w:t xml:space="preserve"> </w:t>
-      </w:r>
-      <w:r>
-        <w:rPr>
-          <w:shd w:fill="FFFF00" w:val="clear"/>
-        </w:rPr>
-        <w:t>termuat</w:t>
-      </w:r>
-      <w:r>
-        <w:rPr>
-          <w:spacing w:val="-9"/>
-          <w:shd w:fill="FFFF00" w:val="clear"/>
-        </w:rPr>
-        <w:t xml:space="preserve"> </w:t>
-      </w:r>
-      <w:r>
-        <w:rPr>
-          <w:shd w:fill="FFFF00" w:val="clear"/>
-        </w:rPr>
-        <w:t>dalam</w:t>
-      </w:r>
-      <w:r>
-        <w:rPr>
-          <w:spacing w:val="-10"/>
-          <w:shd w:fill="FFFF00" w:val="clear"/>
-        </w:rPr>
-        <w:t xml:space="preserve"> </w:t>
-      </w:r>
-      <w:r>
-        <w:rPr>
-          <w:shd w:fill="FFFF00" w:val="clear"/>
-        </w:rPr>
-        <w:t>Peraturan</w:t>
-      </w:r>
-      <w:r>
-        <w:rPr>
-          <w:spacing w:val="-9"/>
-          <w:shd w:fill="FFFF00" w:val="clear"/>
-        </w:rPr>
-        <w:t xml:space="preserve"> </w:t>
-      </w:r>
-      <w:r>
-        <w:rPr>
-          <w:spacing w:val="-9"/>
-          <w:shd w:fill="FFFF00" w:val="clear"/>
-        </w:rPr>
-        <w:t>Bupatu Kutai</w:t>
-      </w:r>
-      <w:r>
-        <w:rPr>
-          <w:spacing w:val="-52"/>
-          <w:shd w:fill="FFFF00" w:val="clear"/>
-        </w:rPr>
-        <w:t xml:space="preserve"> </w:t>
-      </w:r>
-      <w:r>
-        <w:rPr>
-          <w:shd w:fill="FFFF00" w:val="clear"/>
-        </w:rPr>
-        <w:t>Timur</w:t>
-      </w:r>
-      <w:r>
-        <w:rPr>
-          <w:spacing w:val="28"/>
-          <w:shd w:fill="FFFF00" w:val="clear"/>
-        </w:rPr>
-        <w:t xml:space="preserve"> </w:t>
-      </w:r>
-      <w:r>
-        <w:rPr>
-          <w:shd w:fill="FFFF00" w:val="clear"/>
-        </w:rPr>
-        <w:t>Nomor</w:t>
-      </w:r>
-      <w:r>
-        <w:rPr>
-          <w:spacing w:val="29"/>
-          <w:shd w:fill="FFFF00" w:val="clear"/>
-        </w:rPr>
-        <w:t xml:space="preserve"> </w:t>
-      </w:r>
-      <w:r>
-        <w:rPr>
-          <w:shd w:fill="FFFF00" w:val="clear"/>
-        </w:rPr>
-        <w:t>46</w:t>
-      </w:r>
-      <w:r>
-        <w:rPr>
-          <w:spacing w:val="29"/>
-          <w:shd w:fill="FFFF00" w:val="clear"/>
-        </w:rPr>
-        <w:t xml:space="preserve"> </w:t>
-      </w:r>
-      <w:r>
-        <w:rPr>
-          <w:shd w:fill="FFFF00" w:val="clear"/>
-        </w:rPr>
-        <w:t>Tahun</w:t>
-      </w:r>
-      <w:r>
-        <w:rPr>
-          <w:spacing w:val="29"/>
-          <w:shd w:fill="FFFF00" w:val="clear"/>
-        </w:rPr>
-        <w:t xml:space="preserve"> </w:t>
-      </w:r>
-      <w:r>
-        <w:rPr>
-          <w:shd w:fill="FFFF00" w:val="clear"/>
-        </w:rPr>
-        <w:t>2008</w:t>
-      </w:r>
-      <w:r>
-        <w:rPr>
-          <w:spacing w:val="28"/>
-          <w:shd w:fill="FFFF00" w:val="clear"/>
-        </w:rPr>
-        <w:t xml:space="preserve"> </w:t>
-      </w:r>
-      <w:r>
-        <w:rPr>
-          <w:shd w:fill="FFFF00" w:val="clear"/>
-        </w:rPr>
-        <w:t>dan</w:t>
-      </w:r>
-      <w:r>
-        <w:rPr>
-          <w:spacing w:val="29"/>
-          <w:shd w:fill="FFFF00" w:val="clear"/>
-        </w:rPr>
-        <w:t xml:space="preserve"> </w:t>
-      </w:r>
-      <w:r>
-        <w:rPr>
-          <w:shd w:fill="FFFF00" w:val="clear"/>
-        </w:rPr>
-        <w:t>Peraturan</w:t>
-      </w:r>
-      <w:r>
-        <w:rPr>
-          <w:spacing w:val="29"/>
-          <w:shd w:fill="FFFF00" w:val="clear"/>
-        </w:rPr>
-        <w:t xml:space="preserve"> </w:t>
-      </w:r>
-      <w:r>
-        <w:rPr>
-          <w:shd w:fill="FFFF00" w:val="clear"/>
-        </w:rPr>
-        <w:t>Daerah</w:t>
-      </w:r>
-      <w:r>
-        <w:rPr>
-          <w:spacing w:val="29"/>
-          <w:shd w:fill="FFFF00" w:val="clear"/>
-        </w:rPr>
-        <w:t xml:space="preserve"> </w:t>
-      </w:r>
-      <w:r>
-        <w:rPr>
-          <w:shd w:fill="FFFF00" w:val="clear"/>
-        </w:rPr>
-        <w:t>Nomor</w:t>
-      </w:r>
-      <w:r>
-        <w:rPr>
-          <w:spacing w:val="28"/>
-          <w:shd w:fill="FFFF00" w:val="clear"/>
-        </w:rPr>
-        <w:t xml:space="preserve"> </w:t>
-      </w:r>
-      <w:r>
-        <w:rPr>
-          <w:shd w:fill="FFFF00" w:val="clear"/>
-        </w:rPr>
-        <w:t>9</w:t>
-      </w:r>
-      <w:r>
-        <w:rPr>
-          <w:spacing w:val="29"/>
-          <w:shd w:fill="FFFF00" w:val="clear"/>
-        </w:rPr>
-        <w:t xml:space="preserve"> </w:t>
-      </w:r>
-      <w:r>
-        <w:rPr>
-          <w:shd w:fill="FFFF00" w:val="clear"/>
-        </w:rPr>
-        <w:t>Tahun</w:t>
-      </w:r>
-      <w:r>
-        <w:rPr>
-          <w:spacing w:val="29"/>
-          <w:shd w:fill="FFFF00" w:val="clear"/>
-        </w:rPr>
-        <w:t xml:space="preserve"> </w:t>
-      </w:r>
-      <w:r>
-        <w:rPr>
-          <w:shd w:fill="FFFF00" w:val="clear"/>
-        </w:rPr>
-        <w:t>2016</w:t>
-      </w:r>
-      <w:r>
-        <w:rPr>
-          <w:spacing w:val="29"/>
-          <w:shd w:fill="FFFF00" w:val="clear"/>
-        </w:rPr>
-        <w:t xml:space="preserve"> </w:t>
-      </w:r>
-      <w:r>
-        <w:rPr>
-          <w:shd w:fill="FFFF00" w:val="clear"/>
-        </w:rPr>
-        <w:t>tentang</w:t>
-      </w:r>
-      <w:r>
-        <w:rPr>
-          <w:shd w:fill="FFFF00" w:val="clear"/>
-          <w:lang w:val="en-US"/>
-        </w:rPr>
-        <w:t xml:space="preserve"> </w:t>
-      </w:r>
-      <w:r>
-        <w:rPr>
-          <w:shd w:fill="FFFF00" w:val="clear"/>
-        </w:rPr>
-        <w:t xml:space="preserve">Pembentukan dan Susunan Perangkat Daerah Provinsi </w:t>
-      </w:r>
-      <w:r>
-        <w:rPr>
-          <w:shd w:fill="FFFF00" w:val="clear"/>
-        </w:rPr>
-        <w:t>Kutai</w:t>
-      </w:r>
-      <w:r>
-        <w:rPr>
-          <w:shd w:fill="FFFF00" w:val="clear"/>
-        </w:rPr>
-        <w:t xml:space="preserve"> Timur, sedangkan</w:t>
-      </w:r>
-      <w:r>
-        <w:rPr>
-          <w:spacing w:val="1"/>
-          <w:shd w:fill="FFFF00" w:val="clear"/>
-        </w:rPr>
-        <w:t xml:space="preserve"> </w:t>
-      </w:r>
-      <w:r>
-        <w:rPr>
-          <w:shd w:fill="FFFF00" w:val="clear"/>
-        </w:rPr>
-        <w:t>dalam</w:t>
-      </w:r>
-      <w:r>
-        <w:rPr>
-          <w:spacing w:val="1"/>
-          <w:shd w:fill="FFFF00" w:val="clear"/>
-        </w:rPr>
-        <w:t xml:space="preserve"> </w:t>
-      </w:r>
-      <w:r>
-        <w:rPr>
-          <w:shd w:fill="FFFF00" w:val="clear"/>
-        </w:rPr>
-        <w:t>melaksanakan</w:t>
-      </w:r>
-      <w:r>
-        <w:rPr>
-          <w:spacing w:val="1"/>
-          <w:shd w:fill="FFFF00" w:val="clear"/>
-        </w:rPr>
-        <w:t xml:space="preserve"> </w:t>
-      </w:r>
-      <w:r>
-        <w:rPr>
-          <w:shd w:fill="FFFF00" w:val="clear"/>
-        </w:rPr>
-        <w:t>tugas</w:t>
-      </w:r>
-      <w:r>
-        <w:rPr>
-          <w:spacing w:val="1"/>
-          <w:shd w:fill="FFFF00" w:val="clear"/>
-        </w:rPr>
-        <w:t xml:space="preserve"> </w:t>
-      </w:r>
-      <w:r>
-        <w:rPr>
-          <w:shd w:fill="FFFF00" w:val="clear"/>
-        </w:rPr>
-        <w:t>dan</w:t>
-      </w:r>
-      <w:r>
-        <w:rPr>
-          <w:spacing w:val="1"/>
-          <w:shd w:fill="FFFF00" w:val="clear"/>
-        </w:rPr>
-        <w:t xml:space="preserve"> </w:t>
-      </w:r>
-      <w:r>
-        <w:rPr>
-          <w:shd w:fill="FFFF00" w:val="clear"/>
-        </w:rPr>
-        <w:t>fungsinya</w:t>
-      </w:r>
-      <w:r>
-        <w:rPr>
-          <w:spacing w:val="1"/>
-          <w:shd w:fill="FFFF00" w:val="clear"/>
-        </w:rPr>
-        <w:t xml:space="preserve"> </w:t>
-      </w:r>
-      <w:r>
-        <w:rPr>
-          <w:spacing w:val="1"/>
-          <w:shd w:fill="FFFF00" w:val="clear"/>
-        </w:rPr>
-        <w:t>Disperindag</w:t>
-      </w:r>
-      <w:r>
-        <w:rPr>
-          <w:spacing w:val="1"/>
-          <w:shd w:fill="FFFF00" w:val="clear"/>
-        </w:rPr>
-        <w:t xml:space="preserve"> </w:t>
-      </w:r>
-      <w:r>
-        <w:rPr>
-          <w:spacing w:val="1"/>
-          <w:shd w:fill="FFFF00" w:val="clear"/>
-        </w:rPr>
-        <w:t xml:space="preserve">Kabupaten Kutai </w:t>
-      </w:r>
-      <w:r>
-        <w:rPr>
-          <w:shd w:fill="FFFF00" w:val="clear"/>
-        </w:rPr>
-        <w:t>Timur</w:t>
-      </w:r>
-      <w:r>
-        <w:rPr>
-          <w:spacing w:val="1"/>
-          <w:shd w:fill="FFFF00" w:val="clear"/>
-        </w:rPr>
-        <w:t xml:space="preserve"> </w:t>
-      </w:r>
-      <w:r>
-        <w:rPr>
-          <w:shd w:fill="FFFF00" w:val="clear"/>
-        </w:rPr>
-        <w:t xml:space="preserve">mengacu Peraturan </w:t>
-      </w:r>
-      <w:r>
-        <w:rPr>
-          <w:shd w:fill="FFFF00" w:val="clear"/>
-        </w:rPr>
-        <w:t xml:space="preserve">Bupati </w:t>
-      </w:r>
-      <w:r>
-        <w:rPr>
-          <w:shd w:fill="FFFF00" w:val="clear"/>
-        </w:rPr>
-        <w:t>Nomor 76 Tahun 2016 tentang Susunan Organisasi,</w:t>
-      </w:r>
-      <w:r>
-        <w:rPr>
-          <w:spacing w:val="1"/>
-          <w:shd w:fill="FFFF00" w:val="clear"/>
-        </w:rPr>
-        <w:t xml:space="preserve"> </w:t>
-      </w:r>
-      <w:r>
-        <w:rPr>
-          <w:shd w:fill="FFFF00" w:val="clear"/>
-        </w:rPr>
-        <w:t>Tugas,</w:t>
-      </w:r>
-      <w:r>
-        <w:rPr>
-          <w:spacing w:val="-1"/>
-          <w:shd w:fill="FFFF00" w:val="clear"/>
-        </w:rPr>
-        <w:t xml:space="preserve"> </w:t>
-      </w:r>
-      <w:r>
-        <w:rPr>
-          <w:shd w:fill="FFFF00" w:val="clear"/>
-        </w:rPr>
-        <w:t xml:space="preserve">Fungsi dan Tata Kerja </w:t>
-      </w:r>
-      <w:r>
-        <w:rPr>
-          <w:shd w:fill="FFFF00" w:val="clear"/>
-        </w:rPr>
-        <w:t>Disperindag</w:t>
-      </w:r>
-      <w:r>
-        <w:rPr>
-          <w:shd w:fill="FFFF00" w:val="clear"/>
-        </w:rPr>
-        <w:t xml:space="preserve"> </w:t>
-      </w:r>
-      <w:r>
-        <w:rPr>
-          <w:shd w:fill="FFFF00" w:val="clear"/>
-        </w:rPr>
-        <w:t xml:space="preserve">Kabupaten Kutai </w:t>
-      </w:r>
-      <w:r>
-        <w:rPr>
-          <w:shd w:fill="FFFF00" w:val="clear"/>
-        </w:rPr>
-        <w:t>Timur.</w:t>
-      </w:r>
-    </w:p>
-    <w:p>
-      <w:pPr>
-        <w:pStyle w:val="NormalWeb"/>
-        <w:keepNext w:val="false"/>
-        <w:keepLines w:val="false"/>
-        <w:widowControl/>
-        <w:spacing w:lineRule="auto" w:line="360" w:beforeAutospacing="0" w:before="0" w:afterAutospacing="0" w:after="0"/>
-        <w:ind w:left="720" w:right="597" w:firstLine="709"/>
-        <w:jc w:val="both"/>
-        <w:rPr>
-          <w:highlight w:val="none"/>
-          <w:shd w:fill="auto" w:val="clear"/>
-        </w:rPr>
-      </w:pPr>
-      <w:r>
-        <w:rPr>
-          <w:shd w:fill="FFFF00" w:val="clear"/>
-        </w:rPr>
-        <w:t>Kemudian</w:t>
-      </w:r>
-      <w:r>
-        <w:rPr>
-          <w:spacing w:val="-10"/>
-          <w:shd w:fill="FFFF00" w:val="clear"/>
-        </w:rPr>
-        <w:t xml:space="preserve"> </w:t>
-      </w:r>
-      <w:r>
-        <w:rPr>
-          <w:shd w:fill="FFFF00" w:val="clear"/>
-        </w:rPr>
-        <w:t>Sesuai</w:t>
-      </w:r>
-      <w:r>
-        <w:rPr>
-          <w:spacing w:val="-10"/>
-          <w:shd w:fill="FFFF00" w:val="clear"/>
-        </w:rPr>
-        <w:t xml:space="preserve"> </w:t>
-      </w:r>
-      <w:r>
-        <w:rPr>
-          <w:shd w:fill="FFFF00" w:val="clear"/>
-        </w:rPr>
-        <w:t>amanat</w:t>
-      </w:r>
-      <w:r>
-        <w:rPr>
-          <w:spacing w:val="-10"/>
-          <w:shd w:fill="FFFF00" w:val="clear"/>
-        </w:rPr>
-        <w:t xml:space="preserve"> </w:t>
-      </w:r>
-      <w:r>
-        <w:rPr>
-          <w:shd w:fill="FFFF00" w:val="clear"/>
-        </w:rPr>
-        <w:t>Permendagri</w:t>
-      </w:r>
-      <w:r>
-        <w:rPr>
-          <w:spacing w:val="-11"/>
-          <w:shd w:fill="FFFF00" w:val="clear"/>
-        </w:rPr>
-        <w:t xml:space="preserve"> </w:t>
-      </w:r>
-      <w:r>
-        <w:rPr>
-          <w:shd w:fill="FFFF00" w:val="clear"/>
-        </w:rPr>
-        <w:t>Nomor</w:t>
-      </w:r>
-      <w:r>
-        <w:rPr>
-          <w:spacing w:val="-11"/>
-          <w:shd w:fill="FFFF00" w:val="clear"/>
-        </w:rPr>
-        <w:t xml:space="preserve"> </w:t>
-      </w:r>
-      <w:r>
-        <w:rPr>
-          <w:shd w:fill="FFFF00" w:val="clear"/>
-        </w:rPr>
-        <w:t>5</w:t>
-      </w:r>
-      <w:r>
-        <w:rPr>
-          <w:spacing w:val="-10"/>
-          <w:shd w:fill="FFFF00" w:val="clear"/>
-        </w:rPr>
-        <w:t xml:space="preserve"> </w:t>
-      </w:r>
-      <w:r>
-        <w:rPr>
-          <w:shd w:fill="FFFF00" w:val="clear"/>
-        </w:rPr>
-        <w:t>Tahun</w:t>
-      </w:r>
-      <w:r>
-        <w:rPr>
-          <w:spacing w:val="-11"/>
-          <w:shd w:fill="FFFF00" w:val="clear"/>
-        </w:rPr>
-        <w:t xml:space="preserve"> </w:t>
-      </w:r>
-      <w:r>
-        <w:rPr>
-          <w:shd w:fill="FFFF00" w:val="clear"/>
-        </w:rPr>
-        <w:t>2017</w:t>
-      </w:r>
-      <w:r>
-        <w:rPr>
-          <w:spacing w:val="-11"/>
-          <w:shd w:fill="FFFF00" w:val="clear"/>
-        </w:rPr>
-        <w:t xml:space="preserve"> </w:t>
-      </w:r>
-      <w:r>
-        <w:rPr>
-          <w:shd w:fill="FFFF00" w:val="clear"/>
-        </w:rPr>
-        <w:t>tentang</w:t>
-      </w:r>
-      <w:r>
-        <w:rPr>
-          <w:spacing w:val="-10"/>
-          <w:shd w:fill="FFFF00" w:val="clear"/>
-        </w:rPr>
-        <w:t xml:space="preserve"> </w:t>
-      </w:r>
-      <w:r>
-        <w:rPr>
-          <w:shd w:fill="FFFF00" w:val="clear"/>
-        </w:rPr>
-        <w:t>Pedoman</w:t>
-      </w:r>
-      <w:r>
-        <w:rPr>
-          <w:spacing w:val="-52"/>
-          <w:shd w:fill="FFFF00" w:val="clear"/>
-        </w:rPr>
-        <w:t xml:space="preserve"> </w:t>
-      </w:r>
-      <w:r>
-        <w:rPr>
-          <w:shd w:fill="FFFF00" w:val="clear"/>
-        </w:rPr>
-        <w:t>Nomenklatur</w:t>
-      </w:r>
-      <w:r>
-        <w:rPr>
-          <w:spacing w:val="1"/>
-          <w:shd w:fill="FFFF00" w:val="clear"/>
-        </w:rPr>
-        <w:t xml:space="preserve"> </w:t>
-      </w:r>
-      <w:r>
-        <w:rPr>
-          <w:shd w:fill="FFFF00" w:val="clear"/>
-        </w:rPr>
-        <w:t>Perangkat</w:t>
-      </w:r>
-      <w:r>
-        <w:rPr>
-          <w:spacing w:val="1"/>
-          <w:shd w:fill="FFFF00" w:val="clear"/>
-        </w:rPr>
-        <w:t xml:space="preserve"> </w:t>
-      </w:r>
-      <w:r>
-        <w:rPr>
-          <w:shd w:fill="FFFF00" w:val="clear"/>
-        </w:rPr>
-        <w:t>Daerah</w:t>
-      </w:r>
-      <w:r>
-        <w:rPr>
-          <w:spacing w:val="1"/>
-          <w:shd w:fill="FFFF00" w:val="clear"/>
-        </w:rPr>
-        <w:t xml:space="preserve"> </w:t>
-      </w:r>
-      <w:r>
-        <w:rPr>
-          <w:shd w:fill="FFFF00" w:val="clear"/>
-        </w:rPr>
-        <w:t>Provinsi</w:t>
-      </w:r>
-      <w:r>
-        <w:rPr>
-          <w:spacing w:val="1"/>
-          <w:shd w:fill="FFFF00" w:val="clear"/>
-        </w:rPr>
-        <w:t xml:space="preserve"> </w:t>
-      </w:r>
-      <w:r>
-        <w:rPr>
-          <w:shd w:fill="FFFF00" w:val="clear"/>
-        </w:rPr>
-        <w:t>dan</w:t>
-      </w:r>
-      <w:r>
-        <w:rPr>
-          <w:spacing w:val="1"/>
-          <w:shd w:fill="FFFF00" w:val="clear"/>
-        </w:rPr>
-        <w:t xml:space="preserve"> </w:t>
-      </w:r>
-      <w:r>
-        <w:rPr>
-          <w:shd w:fill="FFFF00" w:val="clear"/>
-        </w:rPr>
-        <w:t>Daerah</w:t>
-      </w:r>
-      <w:r>
-        <w:rPr>
-          <w:spacing w:val="1"/>
-          <w:shd w:fill="FFFF00" w:val="clear"/>
-        </w:rPr>
-        <w:t xml:space="preserve"> </w:t>
-      </w:r>
-      <w:r>
-        <w:rPr>
-          <w:shd w:fill="FFFF00" w:val="clear"/>
-        </w:rPr>
-        <w:t>Kabupaten/Kota</w:t>
-      </w:r>
-      <w:r>
-        <w:rPr>
-          <w:spacing w:val="1"/>
-          <w:shd w:fill="FFFF00" w:val="clear"/>
-        </w:rPr>
-        <w:t xml:space="preserve"> </w:t>
-      </w:r>
-      <w:r>
-        <w:rPr>
-          <w:shd w:fill="FFFF00" w:val="clear"/>
-        </w:rPr>
-        <w:t>yang</w:t>
-      </w:r>
-      <w:r>
-        <w:rPr>
-          <w:spacing w:val="1"/>
-          <w:shd w:fill="FFFF00" w:val="clear"/>
-        </w:rPr>
-        <w:t xml:space="preserve"> </w:t>
-      </w:r>
-      <w:r>
-        <w:rPr>
-          <w:shd w:fill="FFFF00" w:val="clear"/>
-        </w:rPr>
-        <w:t>Melaksanakan Fungsi Penunjang Penyelenggaraan Urusan Pemerintahan dan Surat</w:t>
-      </w:r>
-      <w:r>
-        <w:rPr>
-          <w:spacing w:val="1"/>
-          <w:shd w:fill="FFFF00" w:val="clear"/>
-        </w:rPr>
-        <w:t xml:space="preserve"> </w:t>
-      </w:r>
-      <w:r>
-        <w:rPr>
-          <w:shd w:fill="FFFF00" w:val="clear"/>
-        </w:rPr>
-        <w:t>dari Kepala Bappeda Prov. Kaltim Nomor 060/95/B.Um-Bapp/2019 Tanggal 8 Januari</w:t>
-      </w:r>
-      <w:r>
-        <w:rPr>
-          <w:spacing w:val="1"/>
-          <w:shd w:fill="FFFF00" w:val="clear"/>
-        </w:rPr>
-        <w:t xml:space="preserve"> </w:t>
-      </w:r>
-      <w:r>
-        <w:rPr>
-          <w:shd w:fill="FFFF00" w:val="clear"/>
-        </w:rPr>
-        <w:t>2019</w:t>
-      </w:r>
-      <w:r>
-        <w:rPr>
-          <w:spacing w:val="1"/>
-          <w:shd w:fill="FFFF00" w:val="clear"/>
-        </w:rPr>
-        <w:t xml:space="preserve"> </w:t>
-      </w:r>
-      <w:r>
-        <w:rPr>
-          <w:shd w:fill="FFFF00" w:val="clear"/>
-        </w:rPr>
-        <w:t>tentang</w:t>
-      </w:r>
-      <w:r>
-        <w:rPr>
-          <w:spacing w:val="1"/>
-          <w:shd w:fill="FFFF00" w:val="clear"/>
-        </w:rPr>
-        <w:t xml:space="preserve"> </w:t>
-      </w:r>
-      <w:r>
-        <w:rPr>
-          <w:shd w:fill="FFFF00" w:val="clear"/>
-        </w:rPr>
-        <w:t>Perubahan</w:t>
-      </w:r>
-      <w:r>
-        <w:rPr>
-          <w:spacing w:val="1"/>
-          <w:shd w:fill="FFFF00" w:val="clear"/>
-        </w:rPr>
-        <w:t xml:space="preserve"> </w:t>
-      </w:r>
-      <w:r>
-        <w:rPr>
-          <w:shd w:fill="FFFF00" w:val="clear"/>
-        </w:rPr>
-        <w:t>SOTK</w:t>
-      </w:r>
-      <w:r>
-        <w:rPr>
-          <w:spacing w:val="1"/>
-          <w:shd w:fill="FFFF00" w:val="clear"/>
-        </w:rPr>
-        <w:t xml:space="preserve"> </w:t>
-      </w:r>
-      <w:r>
-        <w:rPr>
-          <w:shd w:fill="FFFF00" w:val="clear"/>
-        </w:rPr>
-        <w:t>Bappeda</w:t>
-      </w:r>
-      <w:r>
-        <w:rPr>
-          <w:spacing w:val="1"/>
-          <w:shd w:fill="FFFF00" w:val="clear"/>
-        </w:rPr>
-        <w:t xml:space="preserve"> </w:t>
-      </w:r>
-      <w:r>
-        <w:rPr>
-          <w:shd w:fill="FFFF00" w:val="clear"/>
-        </w:rPr>
-        <w:t>Prov.</w:t>
-      </w:r>
-      <w:r>
-        <w:rPr>
-          <w:spacing w:val="1"/>
-          <w:shd w:fill="FFFF00" w:val="clear"/>
-        </w:rPr>
-        <w:t xml:space="preserve"> </w:t>
-      </w:r>
-      <w:r>
-        <w:rPr>
-          <w:shd w:fill="FFFF00" w:val="clear"/>
-        </w:rPr>
-        <w:t>Kaltim,</w:t>
-      </w:r>
-      <w:r>
-        <w:rPr>
-          <w:spacing w:val="1"/>
-          <w:shd w:fill="FFFF00" w:val="clear"/>
-        </w:rPr>
-        <w:t xml:space="preserve"> </w:t>
-      </w:r>
-      <w:r>
-        <w:rPr>
-          <w:shd w:fill="FFFF00" w:val="clear"/>
-        </w:rPr>
-        <w:t>maka</w:t>
-      </w:r>
-      <w:r>
-        <w:rPr>
-          <w:spacing w:val="1"/>
-          <w:shd w:fill="FFFF00" w:val="clear"/>
-        </w:rPr>
-        <w:t xml:space="preserve"> </w:t>
-      </w:r>
-      <w:r>
-        <w:rPr>
-          <w:shd w:fill="FFFF00" w:val="clear"/>
-        </w:rPr>
-        <w:t>Peraturan</w:t>
-      </w:r>
-      <w:r>
-        <w:rPr>
-          <w:spacing w:val="1"/>
-          <w:shd w:fill="FFFF00" w:val="clear"/>
-        </w:rPr>
-        <w:t xml:space="preserve"> </w:t>
-      </w:r>
-      <w:r>
-        <w:rPr>
-          <w:shd w:fill="FFFF00" w:val="clear"/>
-        </w:rPr>
-        <w:t>Gubernur</w:t>
-      </w:r>
-      <w:r>
-        <w:rPr>
-          <w:spacing w:val="-52"/>
-          <w:shd w:fill="FFFF00" w:val="clear"/>
-        </w:rPr>
-        <w:t xml:space="preserve"> </w:t>
-      </w:r>
-      <w:r>
-        <w:rPr>
-          <w:shd w:fill="FFFF00" w:val="clear"/>
-        </w:rPr>
-        <w:t>Kalimantan</w:t>
-      </w:r>
-      <w:r>
-        <w:rPr>
-          <w:spacing w:val="1"/>
-          <w:shd w:fill="FFFF00" w:val="clear"/>
-        </w:rPr>
-        <w:t xml:space="preserve"> </w:t>
-      </w:r>
-      <w:r>
-        <w:rPr>
-          <w:shd w:fill="FFFF00" w:val="clear"/>
-        </w:rPr>
-        <w:t>Timur</w:t>
-      </w:r>
-      <w:r>
-        <w:rPr>
-          <w:spacing w:val="1"/>
-          <w:shd w:fill="FFFF00" w:val="clear"/>
-        </w:rPr>
-        <w:t xml:space="preserve"> </w:t>
-      </w:r>
-      <w:r>
-        <w:rPr>
-          <w:shd w:fill="FFFF00" w:val="clear"/>
-        </w:rPr>
-        <w:t>Nomor</w:t>
-      </w:r>
-      <w:r>
-        <w:rPr>
-          <w:spacing w:val="1"/>
-          <w:shd w:fill="FFFF00" w:val="clear"/>
-        </w:rPr>
-        <w:t xml:space="preserve"> </w:t>
-      </w:r>
-      <w:r>
-        <w:rPr>
-          <w:shd w:fill="FFFF00" w:val="clear"/>
-        </w:rPr>
-        <w:t>76</w:t>
-      </w:r>
-      <w:r>
-        <w:rPr>
-          <w:spacing w:val="1"/>
-          <w:shd w:fill="FFFF00" w:val="clear"/>
-        </w:rPr>
-        <w:t xml:space="preserve"> </w:t>
-      </w:r>
-      <w:r>
-        <w:rPr>
-          <w:shd w:fill="FFFF00" w:val="clear"/>
-        </w:rPr>
-        <w:t>Tahun</w:t>
-      </w:r>
-      <w:r>
-        <w:rPr>
-          <w:spacing w:val="1"/>
-          <w:shd w:fill="FFFF00" w:val="clear"/>
-        </w:rPr>
-        <w:t xml:space="preserve"> </w:t>
-      </w:r>
-      <w:r>
-        <w:rPr>
-          <w:shd w:fill="FFFF00" w:val="clear"/>
-        </w:rPr>
-        <w:t>2016</w:t>
-      </w:r>
-      <w:r>
-        <w:rPr>
-          <w:spacing w:val="1"/>
-          <w:shd w:fill="FFFF00" w:val="clear"/>
-        </w:rPr>
-        <w:t xml:space="preserve"> </w:t>
-      </w:r>
-      <w:r>
-        <w:rPr>
-          <w:shd w:fill="FFFF00" w:val="clear"/>
-        </w:rPr>
-        <w:t>tentang</w:t>
-      </w:r>
-      <w:r>
-        <w:rPr>
-          <w:spacing w:val="1"/>
-          <w:shd w:fill="FFFF00" w:val="clear"/>
-        </w:rPr>
-        <w:t xml:space="preserve"> </w:t>
-      </w:r>
-      <w:r>
-        <w:rPr>
-          <w:shd w:fill="FFFF00" w:val="clear"/>
-        </w:rPr>
-        <w:t>Pembentukan</w:t>
-      </w:r>
-      <w:r>
-        <w:rPr>
-          <w:spacing w:val="1"/>
-          <w:shd w:fill="FFFF00" w:val="clear"/>
-        </w:rPr>
-        <w:t xml:space="preserve"> </w:t>
-      </w:r>
-      <w:r>
-        <w:rPr>
-          <w:shd w:fill="FFFF00" w:val="clear"/>
-        </w:rPr>
-        <w:t>dan</w:t>
-      </w:r>
-      <w:r>
-        <w:rPr>
-          <w:spacing w:val="1"/>
-          <w:shd w:fill="FFFF00" w:val="clear"/>
-        </w:rPr>
-        <w:t xml:space="preserve"> </w:t>
-      </w:r>
-      <w:r>
-        <w:rPr>
-          <w:shd w:fill="FFFF00" w:val="clear"/>
-        </w:rPr>
-        <w:t>Susunan</w:t>
-      </w:r>
-      <w:r>
-        <w:rPr>
-          <w:spacing w:val="1"/>
-          <w:shd w:fill="FFFF00" w:val="clear"/>
-        </w:rPr>
-        <w:t xml:space="preserve"> </w:t>
-      </w:r>
-      <w:r>
-        <w:rPr>
-          <w:shd w:fill="FFFF00" w:val="clear"/>
-        </w:rPr>
-        <w:t>Organisasi, Tugas, Fungsi dan Tata Kerja Badan Perencanaan Pembangunan Daerah</w:t>
-      </w:r>
-      <w:r>
-        <w:rPr>
-          <w:spacing w:val="1"/>
-          <w:shd w:fill="FFFF00" w:val="clear"/>
-        </w:rPr>
-        <w:t xml:space="preserve"> </w:t>
-      </w:r>
-      <w:r>
-        <w:rPr>
-          <w:shd w:fill="FFFF00" w:val="clear"/>
-        </w:rPr>
-        <w:t>Provinsi</w:t>
-      </w:r>
-      <w:r>
-        <w:rPr>
-          <w:spacing w:val="1"/>
-          <w:shd w:fill="FFFF00" w:val="clear"/>
-        </w:rPr>
-        <w:t xml:space="preserve"> </w:t>
-      </w:r>
-      <w:r>
-        <w:rPr>
-          <w:shd w:fill="FFFF00" w:val="clear"/>
-        </w:rPr>
-        <w:t>Kalimantan</w:t>
-      </w:r>
-      <w:r>
-        <w:rPr>
-          <w:spacing w:val="1"/>
-          <w:shd w:fill="FFFF00" w:val="clear"/>
-        </w:rPr>
-        <w:t xml:space="preserve"> </w:t>
-      </w:r>
-      <w:r>
-        <w:rPr>
-          <w:shd w:fill="FFFF00" w:val="clear"/>
-        </w:rPr>
-        <w:t>Timur</w:t>
-      </w:r>
-      <w:r>
-        <w:rPr>
-          <w:spacing w:val="1"/>
-          <w:shd w:fill="FFFF00" w:val="clear"/>
-        </w:rPr>
-        <w:t xml:space="preserve"> </w:t>
-      </w:r>
-      <w:r>
-        <w:rPr>
-          <w:shd w:fill="FFFF00" w:val="clear"/>
-        </w:rPr>
-        <w:t>sudah</w:t>
-      </w:r>
-      <w:r>
-        <w:rPr>
-          <w:spacing w:val="1"/>
-          <w:shd w:fill="FFFF00" w:val="clear"/>
-        </w:rPr>
-        <w:t xml:space="preserve"> </w:t>
-      </w:r>
-      <w:r>
-        <w:rPr>
-          <w:shd w:fill="FFFF00" w:val="clear"/>
-        </w:rPr>
-        <w:t>tidak</w:t>
-      </w:r>
-      <w:r>
-        <w:rPr>
-          <w:spacing w:val="1"/>
-          <w:shd w:fill="FFFF00" w:val="clear"/>
-        </w:rPr>
-        <w:t xml:space="preserve"> </w:t>
-      </w:r>
-      <w:r>
-        <w:rPr>
-          <w:shd w:fill="FFFF00" w:val="clear"/>
-        </w:rPr>
-        <w:t>sesuai</w:t>
-      </w:r>
-      <w:r>
-        <w:rPr>
-          <w:spacing w:val="1"/>
-          <w:shd w:fill="FFFF00" w:val="clear"/>
-        </w:rPr>
-        <w:t xml:space="preserve"> </w:t>
-      </w:r>
-      <w:r>
-        <w:rPr>
-          <w:shd w:fill="FFFF00" w:val="clear"/>
-        </w:rPr>
-        <w:t>dengan</w:t>
-      </w:r>
-      <w:r>
-        <w:rPr>
-          <w:spacing w:val="1"/>
-          <w:shd w:fill="FFFF00" w:val="clear"/>
-        </w:rPr>
-        <w:t xml:space="preserve"> </w:t>
-      </w:r>
-      <w:r>
-        <w:rPr>
-          <w:shd w:fill="FFFF00" w:val="clear"/>
-        </w:rPr>
-        <w:t>perkembangan</w:t>
-      </w:r>
-      <w:r>
-        <w:rPr>
-          <w:spacing w:val="1"/>
-          <w:shd w:fill="FFFF00" w:val="clear"/>
-        </w:rPr>
-        <w:t xml:space="preserve"> </w:t>
-      </w:r>
-      <w:r>
-        <w:rPr>
-          <w:shd w:fill="FFFF00" w:val="clear"/>
-        </w:rPr>
-        <w:t>keadaan</w:t>
-      </w:r>
-      <w:r>
-        <w:rPr>
-          <w:spacing w:val="1"/>
-          <w:shd w:fill="FFFF00" w:val="clear"/>
-        </w:rPr>
-        <w:t xml:space="preserve"> </w:t>
-      </w:r>
-      <w:r>
-        <w:rPr>
-          <w:shd w:fill="FFFF00" w:val="clear"/>
-        </w:rPr>
-        <w:t>sehingga perlu diganti. Pada tanggal 30 Maret 2020 ditetapkan Peraturan Gubernur</w:t>
-      </w:r>
-      <w:r>
-        <w:rPr>
-          <w:spacing w:val="1"/>
-          <w:shd w:fill="FFFF00" w:val="clear"/>
-        </w:rPr>
-        <w:t xml:space="preserve"> </w:t>
-      </w:r>
-      <w:r>
-        <w:rPr>
-          <w:shd w:fill="FFFF00" w:val="clear"/>
-        </w:rPr>
-        <w:t>Kalimantan</w:t>
-      </w:r>
-      <w:r>
-        <w:rPr>
-          <w:spacing w:val="1"/>
-          <w:shd w:fill="FFFF00" w:val="clear"/>
-        </w:rPr>
-        <w:t xml:space="preserve"> </w:t>
-      </w:r>
-      <w:r>
-        <w:rPr>
-          <w:shd w:fill="FFFF00" w:val="clear"/>
-        </w:rPr>
-        <w:t>Timur</w:t>
-      </w:r>
-      <w:r>
-        <w:rPr>
-          <w:spacing w:val="1"/>
-          <w:shd w:fill="FFFF00" w:val="clear"/>
-        </w:rPr>
-        <w:t xml:space="preserve"> </w:t>
-      </w:r>
-      <w:r>
-        <w:rPr>
-          <w:shd w:fill="FFFF00" w:val="clear"/>
-        </w:rPr>
-        <w:t>Nomor</w:t>
-      </w:r>
-      <w:r>
-        <w:rPr>
-          <w:spacing w:val="1"/>
-          <w:shd w:fill="FFFF00" w:val="clear"/>
-        </w:rPr>
-        <w:t xml:space="preserve"> </w:t>
-      </w:r>
-      <w:r>
-        <w:rPr>
-          <w:shd w:fill="FFFF00" w:val="clear"/>
-        </w:rPr>
-        <w:t>11</w:t>
-      </w:r>
-      <w:r>
-        <w:rPr>
-          <w:spacing w:val="1"/>
-          <w:shd w:fill="FFFF00" w:val="clear"/>
-        </w:rPr>
-        <w:t xml:space="preserve"> </w:t>
-      </w:r>
-      <w:r>
-        <w:rPr>
-          <w:shd w:fill="FFFF00" w:val="clear"/>
-        </w:rPr>
-        <w:t>Tahun</w:t>
-      </w:r>
-      <w:r>
-        <w:rPr>
-          <w:spacing w:val="1"/>
-          <w:shd w:fill="FFFF00" w:val="clear"/>
-        </w:rPr>
-        <w:t xml:space="preserve"> </w:t>
-      </w:r>
-      <w:r>
-        <w:rPr>
-          <w:shd w:fill="FFFF00" w:val="clear"/>
-        </w:rPr>
-        <w:t>2020</w:t>
-      </w:r>
-      <w:r>
-        <w:rPr>
-          <w:spacing w:val="1"/>
-          <w:shd w:fill="FFFF00" w:val="clear"/>
-        </w:rPr>
-        <w:t xml:space="preserve"> </w:t>
-      </w:r>
-      <w:r>
-        <w:rPr>
-          <w:shd w:fill="FFFF00" w:val="clear"/>
-        </w:rPr>
-        <w:t>tentang</w:t>
-      </w:r>
-      <w:r>
-        <w:rPr>
-          <w:spacing w:val="1"/>
-          <w:shd w:fill="FFFF00" w:val="clear"/>
-        </w:rPr>
-        <w:t xml:space="preserve"> </w:t>
-      </w:r>
-      <w:r>
-        <w:rPr>
-          <w:shd w:fill="FFFF00" w:val="clear"/>
-        </w:rPr>
-        <w:t>Pembentukan</w:t>
-      </w:r>
-      <w:r>
-        <w:rPr>
-          <w:spacing w:val="1"/>
-          <w:shd w:fill="FFFF00" w:val="clear"/>
-        </w:rPr>
-        <w:t xml:space="preserve"> </w:t>
-      </w:r>
-      <w:r>
-        <w:rPr>
-          <w:shd w:fill="FFFF00" w:val="clear"/>
-        </w:rPr>
-        <w:t>dan</w:t>
-      </w:r>
-      <w:r>
-        <w:rPr>
-          <w:spacing w:val="1"/>
-          <w:shd w:fill="FFFF00" w:val="clear"/>
-        </w:rPr>
-        <w:t xml:space="preserve"> </w:t>
-      </w:r>
-      <w:r>
-        <w:rPr>
-          <w:shd w:fill="FFFF00" w:val="clear"/>
-        </w:rPr>
-        <w:t>Susunan</w:t>
-      </w:r>
-      <w:r>
-        <w:rPr>
-          <w:spacing w:val="1"/>
-          <w:shd w:fill="FFFF00" w:val="clear"/>
-        </w:rPr>
-        <w:t xml:space="preserve"> </w:t>
-      </w:r>
-      <w:r>
-        <w:rPr>
-          <w:shd w:fill="FFFF00" w:val="clear"/>
-        </w:rPr>
-        <w:t>Organisasi, Tugas, Fungsi dan Tata Kerja Badan Perencanaan Pembangunan Daerah</w:t>
-      </w:r>
-      <w:r>
-        <w:rPr>
-          <w:spacing w:val="1"/>
-          <w:shd w:fill="FFFF00" w:val="clear"/>
-        </w:rPr>
-        <w:t xml:space="preserve"> </w:t>
-      </w:r>
-      <w:r>
-        <w:rPr>
-          <w:shd w:fill="FFFF00" w:val="clear"/>
-        </w:rPr>
-        <w:t>Provinsi</w:t>
-      </w:r>
-      <w:r>
-        <w:rPr>
-          <w:spacing w:val="-1"/>
-          <w:shd w:fill="FFFF00" w:val="clear"/>
-        </w:rPr>
-        <w:t xml:space="preserve"> </w:t>
-      </w:r>
-      <w:r>
-        <w:rPr>
-          <w:shd w:fill="FFFF00" w:val="clear"/>
-        </w:rPr>
-        <w:t>Kalimantan Timur yang baru</w:t>
-      </w:r>
-      <w:r>
-        <w:rPr>
-          <w:shd w:fill="auto" w:val="clear"/>
-        </w:rPr>
-        <w:t>.</w:t>
       </w:r>
     </w:p>
     <w:p>
@@ -14057,8 +11841,8 @@
         <w:gridCol w:w="1590"/>
         <w:gridCol w:w="1668"/>
         <w:gridCol w:w="1430"/>
-        <w:gridCol w:w="1311"/>
-        <w:gridCol w:w="1298"/>
+        <w:gridCol w:w="1312"/>
+        <w:gridCol w:w="1297"/>
       </w:tblGrid>
       <w:tr>
         <w:trPr>
@@ -14222,7 +12006,7 @@
         </w:tc>
         <w:tc>
           <w:tcPr>
-            <w:tcW w:w="1311" w:type="dxa"/>
+            <w:tcW w:w="1312" w:type="dxa"/>
             <w:tcBorders>
               <w:top w:val="single" w:sz="4" w:space="0" w:color="000000"/>
               <w:left w:val="single" w:sz="4" w:space="0" w:color="000000"/>
@@ -14261,7 +12045,7 @@
         </w:tc>
         <w:tc>
           <w:tcPr>
-            <w:tcW w:w="1298" w:type="dxa"/>
+            <w:tcW w:w="1297" w:type="dxa"/>
             <w:tcBorders>
               <w:top w:val="single" w:sz="4" w:space="0" w:color="000000"/>
               <w:left w:val="single" w:sz="4" w:space="0" w:color="000000"/>
@@ -14487,7 +12271,7 @@
         </w:tc>
         <w:tc>
           <w:tcPr>
-            <w:tcW w:w="1311" w:type="dxa"/>
+            <w:tcW w:w="1312" w:type="dxa"/>
             <w:tcBorders>
               <w:top w:val="single" w:sz="4" w:space="0" w:color="000000"/>
               <w:left w:val="single" w:sz="4" w:space="0" w:color="000000"/>
@@ -14523,7 +12307,7 @@
         </w:tc>
         <w:tc>
           <w:tcPr>
-            <w:tcW w:w="1298" w:type="dxa"/>
+            <w:tcW w:w="1297" w:type="dxa"/>
             <w:tcBorders>
               <w:top w:val="single" w:sz="4" w:space="0" w:color="000000"/>
               <w:left w:val="single" w:sz="4" w:space="0" w:color="000000"/>
@@ -14764,7 +12548,7 @@
         </w:tc>
         <w:tc>
           <w:tcPr>
-            <w:tcW w:w="1311" w:type="dxa"/>
+            <w:tcW w:w="1312" w:type="dxa"/>
             <w:tcBorders>
               <w:top w:val="single" w:sz="4" w:space="0" w:color="000000"/>
               <w:left w:val="single" w:sz="4" w:space="0" w:color="000000"/>
@@ -14800,7 +12584,7 @@
         </w:tc>
         <w:tc>
           <w:tcPr>
-            <w:tcW w:w="1298" w:type="dxa"/>
+            <w:tcW w:w="1297" w:type="dxa"/>
             <w:tcBorders>
               <w:top w:val="single" w:sz="4" w:space="0" w:color="000000"/>
               <w:left w:val="single" w:sz="4" w:space="0" w:color="000000"/>
@@ -15041,7 +12825,7 @@
         </w:tc>
         <w:tc>
           <w:tcPr>
-            <w:tcW w:w="1311" w:type="dxa"/>
+            <w:tcW w:w="1312" w:type="dxa"/>
             <w:tcBorders>
               <w:top w:val="single" w:sz="4" w:space="0" w:color="000000"/>
               <w:left w:val="single" w:sz="4" w:space="0" w:color="000000"/>
@@ -15077,7 +12861,7 @@
         </w:tc>
         <w:tc>
           <w:tcPr>
-            <w:tcW w:w="1298" w:type="dxa"/>
+            <w:tcW w:w="1297" w:type="dxa"/>
             <w:tcBorders>
               <w:top w:val="single" w:sz="4" w:space="0" w:color="000000"/>
               <w:left w:val="single" w:sz="4" w:space="0" w:color="000000"/>
@@ -15318,7 +13102,7 @@
         </w:tc>
         <w:tc>
           <w:tcPr>
-            <w:tcW w:w="1311" w:type="dxa"/>
+            <w:tcW w:w="1312" w:type="dxa"/>
             <w:tcBorders>
               <w:top w:val="single" w:sz="4" w:space="0" w:color="000000"/>
               <w:left w:val="single" w:sz="4" w:space="0" w:color="000000"/>
@@ -15354,7 +13138,7 @@
         </w:tc>
         <w:tc>
           <w:tcPr>
-            <w:tcW w:w="1298" w:type="dxa"/>
+            <w:tcW w:w="1297" w:type="dxa"/>
             <w:tcBorders>
               <w:top w:val="single" w:sz="4" w:space="0" w:color="000000"/>
               <w:left w:val="single" w:sz="4" w:space="0" w:color="000000"/>
